--- a/docs/qms/evidence-2026/15_Testing/Failures/QA-FAIL-2026-02_Logged_out_session_token_still_accepted.docx
+++ b/docs/qms/evidence-2026/15_Testing/Failures/QA-FAIL-2026-02_Logged_out_session_token_still_accepted.docx
@@ -421,7 +421,7 @@
                 <w:sz w:val="17"/>
                 <w:szCs w:val="17"/>
               </w:rPr>
-              <w:t xml:space="preserve">RECORD — Open</w:t>
+              <w:t xml:space="preserve">RECORD — Closed — effectiveness verified</w:t>
             </w:r>
           </w:p>
         </w:tc>
@@ -843,7 +843,7 @@
         <w:spacing w:after="100"/>
       </w:pPr>
       <w:r>
-        <w:t xml:space="preserve">Open — server-side revocation proposed.</w:t>
+        <w:t xml:space="preserve">Fixed in e0ed4d0 (server-side revocation; voice confirms the session). Re-test run 4: logout HTTP 200; replayed token → HTTP 401</w:t>
       </w:r>
     </w:p>
     <w:p>
@@ -858,7 +858,7 @@
           <w:b/>
           <w:bCs/>
         </w:rPr>
-        <w:t xml:space="preserve">Open</w:t>
+        <w:t xml:space="preserve">Closed — effectiveness verified</w:t>
       </w:r>
     </w:p>
     <w:p>

--- a/docs/qms/evidence-2026/15_Testing/Failures/QA-FAIL-2026-02_Logged_out_session_token_still_accepted.docx
+++ b/docs/qms/evidence-2026/15_Testing/Failures/QA-FAIL-2026-02_Logged_out_session_token_still_accepted.docx
@@ -884,25 +884,10 @@
           <w:sz w:val="19"/>
           <w:szCs w:val="19"/>
         </w:rPr>
-        <w:t xml:space="preserve">15_Testing/Execution_Records/execution_log.txt</w:t>
-      </w:r>
-    </w:p>
-    <w:p>
-      <w:pPr>
-        <w:pStyle w:val="ListParagraph"/>
-        <w:numPr>
-          <w:ilvl w:val="0"/>
-          <w:numId w:val="2"/>
-        </w:numPr>
-        <w:spacing w:after="60"/>
-      </w:pPr>
-      <w:r>
-        <w:rPr>
-          <w:rFonts w:ascii="Consolas" w:cs="Consolas" w:eastAsia="Consolas" w:hAnsi="Consolas"/>
-          <w:sz w:val="19"/>
-          <w:szCs w:val="19"/>
-        </w:rPr>
-        <w:t xml:space="preserve">15_Testing/Execution_Records/results.json</w:t>
+        <w:t xml:space="preserve">15_Testing/Execution_Records/run1…run4/</w:t>
+      </w:r>
+      <w:r>
+        <w:t xml:space="preserve"> — execution_log.txt and results.json per run</w:t>
       </w:r>
     </w:p>
     <w:sectPr>

--- a/docs/qms/evidence-2026/15_Testing/Failures/QA-FAIL-2026-02_Logged_out_session_token_still_accepted.docx
+++ b/docs/qms/evidence-2026/15_Testing/Failures/QA-FAIL-2026-02_Logged_out_session_token_still_accepted.docx
@@ -655,14 +655,13 @@
           <w:p>
             <w:r>
               <w:rPr>
-                <w:rFonts w:ascii="Consolas" w:cs="Consolas" w:eastAsia="Consolas" w:hAnsi="Consolas"/>
-                <w:b w:val="false"/>
-                <w:bCs w:val="false"/>
-                <w:color w:val="222222"/>
-                <w:sz w:val="15"/>
-                <w:szCs w:val="15"/>
-              </w:rPr>
-              <w:t xml:space="preserve">________________</w:t>
+                <w:b w:val="false"/>
+                <w:bCs w:val="false"/>
+                <w:color w:val="222222"/>
+                <w:sz w:val="17"/>
+                <w:szCs w:val="17"/>
+              </w:rPr>
+              <w:t xml:space="preserve">Richard Watson Stephen Amudha (Lead Engineer)</w:t>
             </w:r>
           </w:p>
         </w:tc>
@@ -716,14 +715,133 @@
           <w:p>
             <w:r>
               <w:rPr>
-                <w:rFonts w:ascii="Consolas" w:cs="Consolas" w:eastAsia="Consolas" w:hAnsi="Consolas"/>
-                <w:b w:val="false"/>
-                <w:bCs w:val="false"/>
-                <w:color w:val="222222"/>
-                <w:sz w:val="15"/>
-                <w:szCs w:val="15"/>
-              </w:rPr>
-              <w:t xml:space="preserve">________________</w:t>
+                <w:b w:val="false"/>
+                <w:bCs w:val="false"/>
+                <w:color w:val="222222"/>
+                <w:sz w:val="17"/>
+                <w:szCs w:val="17"/>
+              </w:rPr>
+              <w:t xml:space="preserve">Alexander Peter (EchoMind Project Lead)</w:t>
+            </w:r>
+          </w:p>
+        </w:tc>
+      </w:tr>
+      <w:tr>
+        <w:tc>
+          <w:tcPr>
+            <w:tcW w:type="dxa" w:w="2600"/>
+            <w:tcBorders>
+              <w:top w:val="single" w:color="BFC7D5" w:sz="4"/>
+              <w:left w:val="single" w:color="BFC7D5" w:sz="4"/>
+              <w:bottom w:val="single" w:color="BFC7D5" w:sz="4"/>
+              <w:right w:val="single" w:color="BFC7D5" w:sz="4"/>
+            </w:tcBorders>
+            <w:tcMar>
+              <w:top w:type="dxa" w:w="60"/>
+              <w:left w:type="dxa" w:w="90"/>
+              <w:bottom w:type="dxa" w:w="60"/>
+              <w:right w:type="dxa" w:w="90"/>
+            </w:tcMar>
+          </w:tcPr>
+          <w:p>
+            <w:r>
+              <w:rPr>
+                <w:b w:val="false"/>
+                <w:bCs w:val="false"/>
+                <w:color w:val="222222"/>
+                <w:sz w:val="17"/>
+                <w:szCs w:val="17"/>
+              </w:rPr>
+              <w:t xml:space="preserve">Quality assurance</w:t>
+            </w:r>
+          </w:p>
+        </w:tc>
+        <w:tc>
+          <w:tcPr>
+            <w:tcW w:type="dxa" w:w="6760"/>
+            <w:tcBorders>
+              <w:top w:val="single" w:color="BFC7D5" w:sz="4"/>
+              <w:left w:val="single" w:color="BFC7D5" w:sz="4"/>
+              <w:bottom w:val="single" w:color="BFC7D5" w:sz="4"/>
+              <w:right w:val="single" w:color="BFC7D5" w:sz="4"/>
+            </w:tcBorders>
+            <w:tcMar>
+              <w:top w:type="dxa" w:w="60"/>
+              <w:left w:type="dxa" w:w="90"/>
+              <w:bottom w:type="dxa" w:w="60"/>
+              <w:right w:type="dxa" w:w="90"/>
+            </w:tcMar>
+          </w:tcPr>
+          <w:p>
+            <w:r>
+              <w:rPr>
+                <w:b w:val="false"/>
+                <w:bCs w:val="false"/>
+                <w:color w:val="222222"/>
+                <w:sz w:val="17"/>
+                <w:szCs w:val="17"/>
+              </w:rPr>
+              <w:t xml:space="preserve">Sheryl Nazareth (QA / MR)</w:t>
+            </w:r>
+          </w:p>
+        </w:tc>
+      </w:tr>
+      <w:tr>
+        <w:tc>
+          <w:tcPr>
+            <w:tcW w:type="dxa" w:w="2600"/>
+            <w:tcBorders>
+              <w:top w:val="single" w:color="BFC7D5" w:sz="4"/>
+              <w:left w:val="single" w:color="BFC7D5" w:sz="4"/>
+              <w:bottom w:val="single" w:color="BFC7D5" w:sz="4"/>
+              <w:right w:val="single" w:color="BFC7D5" w:sz="4"/>
+            </w:tcBorders>
+            <w:tcMar>
+              <w:top w:type="dxa" w:w="60"/>
+              <w:left w:type="dxa" w:w="90"/>
+              <w:bottom w:type="dxa" w:w="60"/>
+              <w:right w:type="dxa" w:w="90"/>
+            </w:tcMar>
+          </w:tcPr>
+          <w:p>
+            <w:r>
+              <w:rPr>
+                <w:b w:val="false"/>
+                <w:bCs w:val="false"/>
+                <w:color w:val="222222"/>
+                <w:sz w:val="17"/>
+                <w:szCs w:val="17"/>
+              </w:rPr>
+              <w:t xml:space="preserve">Approved by</w:t>
+            </w:r>
+          </w:p>
+        </w:tc>
+        <w:tc>
+          <w:tcPr>
+            <w:tcW w:type="dxa" w:w="6760"/>
+            <w:tcBorders>
+              <w:top w:val="single" w:color="BFC7D5" w:sz="4"/>
+              <w:left w:val="single" w:color="BFC7D5" w:sz="4"/>
+              <w:bottom w:val="single" w:color="BFC7D5" w:sz="4"/>
+              <w:right w:val="single" w:color="BFC7D5" w:sz="4"/>
+            </w:tcBorders>
+            <w:tcMar>
+              <w:top w:type="dxa" w:w="60"/>
+              <w:left w:type="dxa" w:w="90"/>
+              <w:bottom w:type="dxa" w:w="60"/>
+              <w:right w:type="dxa" w:w="90"/>
+            </w:tcMar>
+          </w:tcPr>
+          <w:p>
+            <w:r>
+              <w:rPr>
+                <w:b w:val="false"/>
+                <w:bCs w:val="false"/>
+                <w:color w:val="222222"/>
+                <w:sz w:val="17"/>
+                <w:szCs w:val="17"/>
+              </w:rPr>
+              <w:t xml:space="preserve">Anita Johan (Managing Director) — 2026-10-07</w:t>
             </w:r>
           </w:p>
         </w:tc>
